--- a/protocolos_minutas/ARTE_Protocolo_ServicoAssinaturaFaturasEletronicas.docx
+++ b/protocolos_minutas/ARTE_Protocolo_ServicoAssinaturaFaturasEletronicas.docx
@@ -519,24 +519,14 @@
         </w:rPr>
         <w:t xml:space="preserve">Neste contexto, e enquadrado na medida de </w:t>
       </w:r>
-      <w:proofErr w:type="spellStart"/>
-      <w:r>
-        <w:rPr>
-          <w:rFonts w:ascii="Aptos" w:hAnsi="Aptos"/>
-          <w:sz w:val="20"/>
-          <w:szCs w:val="20"/>
-        </w:rPr>
-        <w:t>progr</w:t>
-      </w:r>
-      <w:r>
-        <w:rPr>
-          <w:rFonts w:ascii="Aptos" w:hAnsi="Aptos"/>
-          <w:sz w:val="20"/>
-          <w:szCs w:val="20"/>
-        </w:rPr>
-        <w:t>ARTE</w:t>
-      </w:r>
-      <w:proofErr w:type="spellEnd"/>
+      <w:r>
+        <w:rPr>
+          <w:rFonts w:ascii="Aptos" w:hAnsi="Aptos"/>
+          <w:sz w:val="20"/>
+          <w:szCs w:val="20"/>
+        </w:rPr>
+        <w:t>programas</w:t>
+      </w:r>
       <w:r>
         <w:rPr>
           <w:rFonts w:ascii="Aptos" w:hAnsi="Aptos"/>
@@ -672,39 +662,21 @@
         </w:rPr>
         <w:t xml:space="preserve"> nos </w:t>
       </w:r>
-      <w:proofErr w:type="spellStart"/>
-      <w:r>
-        <w:rPr>
-          <w:rFonts w:ascii="Aptos" w:hAnsi="Aptos"/>
-          <w:sz w:val="20"/>
-          <w:szCs w:val="20"/>
-        </w:rPr>
-        <w:t>progr</w:t>
-      </w:r>
-      <w:r>
-        <w:rPr>
-          <w:rFonts w:ascii="Aptos" w:hAnsi="Aptos"/>
-          <w:sz w:val="20"/>
-          <w:szCs w:val="20"/>
-        </w:rPr>
-        <w:t>ARTE</w:t>
-      </w:r>
-      <w:r>
-        <w:rPr>
-          <w:rFonts w:ascii="Aptos" w:hAnsi="Aptos"/>
-          <w:sz w:val="20"/>
-          <w:szCs w:val="20"/>
-        </w:rPr>
-        <w:t>s</w:t>
-      </w:r>
-      <w:proofErr w:type="spellEnd"/>
-      <w:r>
-        <w:rPr>
-          <w:rFonts w:ascii="Aptos" w:hAnsi="Aptos"/>
-          <w:sz w:val="20"/>
-          <w:szCs w:val="20"/>
-        </w:rPr>
-        <w:t xml:space="preserve"> informáticos de faturação de que é produtor de modo a permitir aos seus clientes proceder à assinatura eletrónica qualificada de faturas eletrónicas;</w:t>
+      <w:r>
+        <w:rPr>
+          <w:rFonts w:ascii="Aptos" w:hAnsi="Aptos"/>
+          <w:sz w:val="20"/>
+          <w:szCs w:val="20"/>
+        </w:rPr>
+        <w:t>programas</w:t>
+      </w:r>
+      <w:r>
+        <w:rPr>
+          <w:rFonts w:ascii="Aptos" w:hAnsi="Aptos"/>
+          <w:sz w:val="20"/>
+          <w:szCs w:val="20"/>
+        </w:rPr>
+        <w:t>s informáticos de faturação de que é produtor de modo a permitir aos seus clientes proceder à assinatura eletrónica qualificada de faturas eletrónicas;</w:t>
       </w:r>
     </w:p>
     <w:p>
@@ -902,39 +874,21 @@
         </w:rPr>
         <w:t xml:space="preserve">O presente protocolo tem por objeto a definição dos termos e condições para disponibilização em </w:t>
       </w:r>
-      <w:proofErr w:type="spellStart"/>
-      <w:r>
-        <w:rPr>
-          <w:rFonts w:ascii="Aptos" w:hAnsi="Aptos"/>
-          <w:sz w:val="20"/>
-          <w:szCs w:val="20"/>
-        </w:rPr>
-        <w:t>progr</w:t>
-      </w:r>
-      <w:r>
-        <w:rPr>
-          <w:rFonts w:ascii="Aptos" w:hAnsi="Aptos"/>
-          <w:sz w:val="20"/>
-          <w:szCs w:val="20"/>
-        </w:rPr>
-        <w:t>ARTE</w:t>
-      </w:r>
-      <w:r>
-        <w:rPr>
-          <w:rFonts w:ascii="Aptos" w:hAnsi="Aptos"/>
-          <w:sz w:val="20"/>
-          <w:szCs w:val="20"/>
-        </w:rPr>
-        <w:t>s</w:t>
-      </w:r>
-      <w:proofErr w:type="spellEnd"/>
-      <w:r>
-        <w:rPr>
-          <w:rFonts w:ascii="Aptos" w:hAnsi="Aptos"/>
-          <w:sz w:val="20"/>
-          <w:szCs w:val="20"/>
-        </w:rPr>
-        <w:t xml:space="preserve"> informáticos de faturação do serviço de assinatura de faturas eletrónicas (SAFE), através do Sistema de Certificação de Atributos Profissionais (SCAP), com recurso ao Cartão de Cidadão e da Chave Móvel Digital</w:t>
+      <w:r>
+        <w:rPr>
+          <w:rFonts w:ascii="Aptos" w:hAnsi="Aptos"/>
+          <w:sz w:val="20"/>
+          <w:szCs w:val="20"/>
+        </w:rPr>
+        <w:t>programas</w:t>
+      </w:r>
+      <w:r>
+        <w:rPr>
+          <w:rFonts w:ascii="Aptos" w:hAnsi="Aptos"/>
+          <w:sz w:val="20"/>
+          <w:szCs w:val="20"/>
+        </w:rPr>
+        <w:t>s informáticos de faturação do serviço de assinatura de faturas eletrónicas (SAFE), através do Sistema de Certificação de Atributos Profissionais (SCAP), com recurso ao Cartão de Cidadão e da Chave Móvel Digital</w:t>
       </w:r>
       <w:r>
         <w:rPr>
@@ -1099,7 +1053,6 @@
         </w:rPr>
         <w:t xml:space="preserve">Garantir a administração, operação, </w:t>
       </w:r>
-      <w:proofErr w:type="spellStart"/>
       <w:r>
         <w:rPr>
           <w:rFonts w:ascii="Aptos" w:hAnsi="Aptos" w:cstheme="minorHAnsi"/>
@@ -1108,18 +1061,7 @@
           <w:sz w:val="20"/>
           <w:szCs w:val="20"/>
         </w:rPr>
-        <w:t>help-desk</w:t>
-      </w:r>
-      <w:proofErr w:type="spellEnd"/>
-      <w:r>
-        <w:rPr>
-          <w:rFonts w:ascii="Aptos" w:hAnsi="Aptos" w:cstheme="minorHAnsi"/>
-          <w:i/>
-          <w:iCs/>
-          <w:sz w:val="20"/>
-          <w:szCs w:val="20"/>
-        </w:rPr>
-        <w:t xml:space="preserve"> </w:t>
+        <w:t xml:space="preserve">help-desk </w:t>
       </w:r>
       <w:r>
         <w:rPr>
@@ -1634,7 +1576,6 @@
         </w:rPr>
         <w:t xml:space="preserve">Cumprir as </w:t>
       </w:r>
-      <w:proofErr w:type="spellStart"/>
       <w:r>
         <w:rPr>
           <w:rFonts w:ascii="Aptos" w:hAnsi="Aptos" w:cs="Times New Roman"/>
@@ -1644,7 +1585,6 @@
         </w:rPr>
         <w:t>guidelines</w:t>
       </w:r>
-      <w:proofErr w:type="spellEnd"/>
       <w:r>
         <w:rPr>
           <w:rFonts w:ascii="Aptos" w:hAnsi="Aptos" w:cs="Times New Roman"/>
@@ -1710,7 +1650,6 @@
         </w:rPr>
         <w:t xml:space="preserve"> documento que demonstre, para cada uma das </w:t>
       </w:r>
-      <w:proofErr w:type="spellStart"/>
       <w:r>
         <w:rPr>
           <w:rFonts w:ascii="Aptos" w:hAnsi="Aptos" w:cs="Times New Roman"/>
@@ -1718,17 +1657,7 @@
           <w:sz w:val="20"/>
           <w:szCs w:val="20"/>
         </w:rPr>
-        <w:t>guidelines</w:t>
-      </w:r>
-      <w:proofErr w:type="spellEnd"/>
-      <w:r>
-        <w:rPr>
-          <w:rFonts w:ascii="Aptos" w:hAnsi="Aptos" w:cs="Times New Roman"/>
-          <w:i/>
-          <w:sz w:val="20"/>
-          <w:szCs w:val="20"/>
-        </w:rPr>
-        <w:t xml:space="preserve"> </w:t>
+        <w:t xml:space="preserve">guidelines </w:t>
       </w:r>
       <w:r>
         <w:rPr>
@@ -2185,7 +2114,6 @@
         </w:rPr>
         <w:t xml:space="preserve"> de faturação das </w:t>
       </w:r>
-      <w:proofErr w:type="spellStart"/>
       <w:r>
         <w:rPr>
           <w:rFonts w:ascii="Aptos" w:hAnsi="Aptos" w:cs="Times New Roman"/>
@@ -2196,7 +2124,6 @@
         </w:rPr>
         <w:t>guidelines</w:t>
       </w:r>
-      <w:proofErr w:type="spellEnd"/>
       <w:r>
         <w:rPr>
           <w:rFonts w:ascii="Aptos" w:hAnsi="Aptos" w:cs="Times New Roman"/>
@@ -2616,25 +2543,7 @@
           <w:sz w:val="20"/>
           <w:szCs w:val="20"/>
         </w:rPr>
-        <w:t xml:space="preserve">Equipa de </w:t>
-      </w:r>
-      <w:proofErr w:type="spellStart"/>
-      <w:r>
-        <w:rPr>
-          <w:rFonts w:ascii="Aptos" w:hAnsi="Aptos" w:cs="Calibri"/>
-          <w:sz w:val="20"/>
-          <w:szCs w:val="20"/>
-        </w:rPr>
-        <w:t>Eid</w:t>
-      </w:r>
-      <w:proofErr w:type="spellEnd"/>
-      <w:r>
-        <w:rPr>
-          <w:rFonts w:ascii="Aptos" w:hAnsi="Aptos" w:cs="Calibri"/>
-          <w:sz w:val="20"/>
-          <w:szCs w:val="20"/>
-        </w:rPr>
-        <w:t xml:space="preserve"> - </w:t>
+        <w:t xml:space="preserve">Equipa de Eid - </w:t>
       </w:r>
       <w:hyperlink r:id="rId12" w:history="1">
         <w:r>
@@ -5872,107 +5781,7 @@
                 <w:szCs w:val="20"/>
                 <w:lang w:bidi="pt-PT"/>
               </w:rPr>
-              <w:t xml:space="preserve">Nome Próprio, Apelido, Data de Nascimento, Tipo de documento (se cidadão estrangeiro), Data de expiração do documento de identificação, Nº do documento (se cidadão estrangeiro), Nacionalidade do documento, Nº de Identificação Civil (se cidadão português), NIPC, </w:t>
-            </w:r>
-            <w:proofErr w:type="spellStart"/>
-            <w:r>
-              <w:rPr>
-                <w:rFonts w:ascii="Aptos" w:hAnsi="Aptos" w:cstheme="minorHAnsi"/>
-                <w:sz w:val="20"/>
-                <w:szCs w:val="20"/>
-                <w:lang w:bidi="pt-PT"/>
-              </w:rPr>
-              <w:t>Credential</w:t>
-            </w:r>
-            <w:proofErr w:type="spellEnd"/>
-            <w:r>
-              <w:rPr>
-                <w:rFonts w:ascii="Aptos" w:hAnsi="Aptos" w:cstheme="minorHAnsi"/>
-                <w:sz w:val="20"/>
-                <w:szCs w:val="20"/>
-                <w:lang w:bidi="pt-PT"/>
-              </w:rPr>
-              <w:t xml:space="preserve"> ID, Access </w:t>
-            </w:r>
-            <w:proofErr w:type="spellStart"/>
-            <w:r>
-              <w:rPr>
-                <w:rFonts w:ascii="Aptos" w:hAnsi="Aptos" w:cstheme="minorHAnsi"/>
-                <w:sz w:val="20"/>
-                <w:szCs w:val="20"/>
-                <w:lang w:bidi="pt-PT"/>
-              </w:rPr>
-              <w:t>Token</w:t>
-            </w:r>
-            <w:proofErr w:type="spellEnd"/>
-            <w:r>
-              <w:rPr>
-                <w:rFonts w:ascii="Aptos" w:hAnsi="Aptos" w:cstheme="minorHAnsi"/>
-                <w:sz w:val="20"/>
-                <w:szCs w:val="20"/>
-                <w:lang w:bidi="pt-PT"/>
-              </w:rPr>
-              <w:t xml:space="preserve">, </w:t>
-            </w:r>
-            <w:proofErr w:type="spellStart"/>
-            <w:r>
-              <w:rPr>
-                <w:rFonts w:ascii="Aptos" w:hAnsi="Aptos" w:cstheme="minorHAnsi"/>
-                <w:sz w:val="20"/>
-                <w:szCs w:val="20"/>
-                <w:lang w:bidi="pt-PT"/>
-              </w:rPr>
-              <w:t>Refresh</w:t>
-            </w:r>
-            <w:proofErr w:type="spellEnd"/>
-            <w:r>
-              <w:rPr>
-                <w:rFonts w:ascii="Aptos" w:hAnsi="Aptos" w:cstheme="minorHAnsi"/>
-                <w:sz w:val="20"/>
-                <w:szCs w:val="20"/>
-                <w:lang w:bidi="pt-PT"/>
-              </w:rPr>
-              <w:t xml:space="preserve"> </w:t>
-            </w:r>
-            <w:proofErr w:type="spellStart"/>
-            <w:r>
-              <w:rPr>
-                <w:rFonts w:ascii="Aptos" w:hAnsi="Aptos" w:cstheme="minorHAnsi"/>
-                <w:sz w:val="20"/>
-                <w:szCs w:val="20"/>
-                <w:lang w:bidi="pt-PT"/>
-              </w:rPr>
-              <w:t>Token</w:t>
-            </w:r>
-            <w:proofErr w:type="spellEnd"/>
-            <w:r>
-              <w:rPr>
-                <w:rFonts w:ascii="Aptos" w:hAnsi="Aptos" w:cstheme="minorHAnsi"/>
-                <w:sz w:val="20"/>
-                <w:szCs w:val="20"/>
-                <w:lang w:bidi="pt-PT"/>
-              </w:rPr>
-              <w:t xml:space="preserve">, Par de chaves assimétricas, Certificado qualificado SAFE, Serial </w:t>
-            </w:r>
-            <w:proofErr w:type="spellStart"/>
-            <w:r>
-              <w:rPr>
-                <w:rFonts w:ascii="Aptos" w:hAnsi="Aptos" w:cstheme="minorHAnsi"/>
-                <w:sz w:val="20"/>
-                <w:szCs w:val="20"/>
-                <w:lang w:bidi="pt-PT"/>
-              </w:rPr>
-              <w:t>Number</w:t>
-            </w:r>
-            <w:proofErr w:type="spellEnd"/>
-            <w:r>
-              <w:rPr>
-                <w:rFonts w:ascii="Aptos" w:hAnsi="Aptos" w:cstheme="minorHAnsi"/>
-                <w:sz w:val="20"/>
-                <w:szCs w:val="20"/>
-                <w:lang w:bidi="pt-PT"/>
-              </w:rPr>
-              <w:t xml:space="preserve"> (identificador do documento do cidadão), Informação adicional, Email associado à conta</w:t>
+              <w:t>Nome Próprio, Apelido, Data de Nascimento, Tipo de documento (se cidadão estrangeiro), Data de expiração do documento de identificação, Nº do documento (se cidadão estrangeiro), Nacionalidade do documento, Nº de Identificação Civil (se cidadão português), NIPC, Credential ID, Access Token, Refresh Token, Par de chaves assimétricas, Certificado qualificado SAFE, Serial Number (identificador do documento do cidadão), Informação adicional, Email associado à conta</w:t>
             </w:r>
           </w:p>
           <w:p>
@@ -6038,47 +5847,7 @@
                 <w:szCs w:val="20"/>
                 <w:lang w:bidi="pt-PT"/>
               </w:rPr>
-              <w:t xml:space="preserve">Limite de assinaturas, Número de assinaturas realizadas, Data de validade da conta de assinatura, Nome do documento, Nome do software de faturação que é utilizado no momento da assinatura, </w:t>
-            </w:r>
-            <w:proofErr w:type="spellStart"/>
-            <w:r>
-              <w:rPr>
-                <w:rFonts w:ascii="Aptos" w:hAnsi="Aptos" w:cstheme="minorHAnsi"/>
-                <w:sz w:val="20"/>
-                <w:szCs w:val="20"/>
-                <w:lang w:bidi="pt-PT"/>
-              </w:rPr>
-              <w:t>hash</w:t>
-            </w:r>
-            <w:proofErr w:type="spellEnd"/>
-            <w:r>
-              <w:rPr>
-                <w:rFonts w:ascii="Aptos" w:hAnsi="Aptos" w:cstheme="minorHAnsi"/>
-                <w:sz w:val="20"/>
-                <w:szCs w:val="20"/>
-                <w:lang w:bidi="pt-PT"/>
-              </w:rPr>
-              <w:t xml:space="preserve"> a assinar, </w:t>
-            </w:r>
-            <w:proofErr w:type="spellStart"/>
-            <w:r>
-              <w:rPr>
-                <w:rFonts w:ascii="Aptos" w:hAnsi="Aptos" w:cstheme="minorHAnsi"/>
-                <w:sz w:val="20"/>
-                <w:szCs w:val="20"/>
-                <w:lang w:bidi="pt-PT"/>
-              </w:rPr>
-              <w:t>hash</w:t>
-            </w:r>
-            <w:proofErr w:type="spellEnd"/>
-            <w:r>
-              <w:rPr>
-                <w:rFonts w:ascii="Aptos" w:hAnsi="Aptos" w:cstheme="minorHAnsi"/>
-                <w:sz w:val="20"/>
-                <w:szCs w:val="20"/>
-                <w:lang w:bidi="pt-PT"/>
-              </w:rPr>
-              <w:t xml:space="preserve"> </w:t>
+              <w:t xml:space="preserve">Limite de assinaturas, Número de assinaturas realizadas, Data de validade da conta de assinatura, Nome do documento, Nome do software de faturação que é utilizado no momento da assinatura, hash a assinar, hash </w:t>
             </w:r>
             <w:r>
               <w:rPr>
@@ -6177,14 +5946,13 @@
               </w:rPr>
               <w:t xml:space="preserve">Disponibilização em </w:t>
             </w:r>
-            <w:proofErr w:type="spellStart"/>
             <w:r>
               <w:rPr>
                 <w:rFonts w:ascii="Aptos" w:hAnsi="Aptos"/>
                 <w:sz w:val="20"/>
                 <w:szCs w:val="20"/>
               </w:rPr>
-              <w:t>progr</w:t>
+              <w:t>programas</w:t>
             </w:r>
             <w:r>
               <w:rPr>
@@ -6192,24 +5960,7 @@
                 <w:sz w:val="20"/>
                 <w:szCs w:val="20"/>
               </w:rPr>
-              <w:t>ARTE</w:t>
-            </w:r>
-            <w:r>
-              <w:rPr>
-                <w:rFonts w:ascii="Aptos" w:hAnsi="Aptos"/>
-                <w:sz w:val="20"/>
-                <w:szCs w:val="20"/>
-              </w:rPr>
-              <w:t>s</w:t>
-            </w:r>
-            <w:proofErr w:type="spellEnd"/>
-            <w:r>
-              <w:rPr>
-                <w:rFonts w:ascii="Aptos" w:hAnsi="Aptos"/>
-                <w:sz w:val="20"/>
-                <w:szCs w:val="20"/>
-              </w:rPr>
-              <w:t xml:space="preserve"> informáticos de faturação do serviço de assinatura de faturas eletrónicas (SAFE)</w:t>
+              <w:t>s informáticos de faturação do serviço de assinatura de faturas eletrónicas (SAFE)</w:t>
             </w:r>
           </w:p>
           <w:p>
@@ -7431,31 +7182,18 @@
         </w:rPr>
         <w:t xml:space="preserve"> Identificar quais as medidas de segurança que deverão ser aplicadas aos dados conforme formulário disponibilizado pela CNPD em </w:t>
       </w:r>
-      <w:r>
-        <w:fldChar w:fldCharType="begin"/>
-      </w:r>
-      <w:r>
-        <w:rPr>
-          <w:lang w:val="pt-PT"/>
-        </w:rPr>
-        <w:instrText>HYPERLINK "https://www.cnpd.pt/media/cltpq4bn/templatedocrgpd_sub_v1.xlsx"</w:instrText>
-      </w:r>
-      <w:r>
-        <w:fldChar w:fldCharType="separate"/>
-      </w:r>
-      <w:r>
-        <w:rPr>
-          <w:rStyle w:val="Hyperlink"/>
-          <w:rFonts w:ascii="Aptos" w:hAnsi="Aptos" w:cstheme="minorHAnsi"/>
-          <w:sz w:val="16"/>
-          <w:szCs w:val="16"/>
-          <w:lang w:val="pt-PT"/>
-        </w:rPr>
-        <w:t>https://www.cnpd.pt/media/cltpq4bn/templatedocrgpd_sub_v1.xlsx</w:t>
-      </w:r>
-      <w:r>
-        <w:fldChar w:fldCharType="end"/>
-      </w:r>
+      <w:hyperlink r:id="rId2" w:history="1">
+        <w:r>
+          <w:rPr>
+            <w:rStyle w:val="Hyperlink"/>
+            <w:rFonts w:ascii="Aptos" w:hAnsi="Aptos" w:cstheme="minorHAnsi"/>
+            <w:sz w:val="16"/>
+            <w:szCs w:val="16"/>
+            <w:lang w:val="pt-PT"/>
+          </w:rPr>
+          <w:t>https://www.cnpd.pt/media/cltpq4bn/templatedocrgpd_sub_v1.xlsx</w:t>
+        </w:r>
+      </w:hyperlink>
       <w:r>
         <w:rPr>
           <w:rFonts w:ascii="Aptos" w:hAnsi="Aptos" w:cs="Calibri"/>
@@ -7494,31 +7232,18 @@
         </w:rPr>
         <w:t xml:space="preserve"> Se aplicável, conforme formulário disponibilizado pela CNPD em </w:t>
       </w:r>
-      <w:r>
-        <w:fldChar w:fldCharType="begin"/>
-      </w:r>
-      <w:r>
-        <w:rPr>
-          <w:lang w:val="pt-PT"/>
-        </w:rPr>
-        <w:instrText>HYPERLINK "https://www.cnpd.pt/media/cltpq4bn/templatedocrgpd_sub_v1.xlsx"</w:instrText>
-      </w:r>
-      <w:r>
-        <w:fldChar w:fldCharType="separate"/>
-      </w:r>
-      <w:r>
-        <w:rPr>
-          <w:rStyle w:val="Hyperlink"/>
-          <w:rFonts w:ascii="Aptos" w:hAnsi="Aptos" w:cstheme="minorHAnsi"/>
-          <w:sz w:val="16"/>
-          <w:szCs w:val="16"/>
-          <w:lang w:val="pt-PT"/>
-        </w:rPr>
-        <w:t>https://www.cnpd.pt/media/cltpq4bn/templatedocrgpd_sub_v1.xlsx</w:t>
-      </w:r>
-      <w:r>
-        <w:fldChar w:fldCharType="end"/>
-      </w:r>
+      <w:hyperlink r:id="rId3" w:history="1">
+        <w:r>
+          <w:rPr>
+            <w:rStyle w:val="Hyperlink"/>
+            <w:rFonts w:ascii="Aptos" w:hAnsi="Aptos" w:cstheme="minorHAnsi"/>
+            <w:sz w:val="16"/>
+            <w:szCs w:val="16"/>
+            <w:lang w:val="pt-PT"/>
+          </w:rPr>
+          <w:t>https://www.cnpd.pt/media/cltpq4bn/templatedocrgpd_sub_v1.xlsx</w:t>
+        </w:r>
+      </w:hyperlink>
     </w:p>
   </w:footnote>
 </w:footnotes>

--- a/protocolos_minutas/ARTE_Protocolo_ServicoAssinaturaFaturasEletronicas.docx
+++ b/protocolos_minutas/ARTE_Protocolo_ServicoAssinaturaFaturasEletronicas.docx
@@ -112,7 +112,7 @@
           <w:sz w:val="20"/>
           <w:szCs w:val="20"/>
         </w:rPr>
-        <w:t>Manuel Dias</w:t>
+        <w:t>Manuel Inácio Veladas Dias</w:t>
       </w:r>
       <w:r>
         <w:rPr>
